--- a/klagomål/A 27348-2026 FSC-klagomål.docx
+++ b/klagomål/A 27348-2026 FSC-klagomål.docx
@@ -663,7 +663,7 @@
     <w:r>
       <w:tab/>
       <w:tab/>
-      <w:t>2026-09-14</w:t>
+      <w:t>2026-09-15</w:t>
       <w:br/>
       <w:br/>
     </w:r>

--- a/klagomål/A 27348-2026 FSC-klagomål.docx
+++ b/klagomål/A 27348-2026 FSC-klagomål.docx
@@ -663,7 +663,7 @@
     <w:r>
       <w:tab/>
       <w:tab/>
-      <w:t>2026-09-15</w:t>
+      <w:t>2026-09-16</w:t>
       <w:br/>
       <w:br/>
     </w:r>

--- a/klagomål/A 27348-2026 FSC-klagomål.docx
+++ b/klagomål/A 27348-2026 FSC-klagomål.docx
@@ -663,7 +663,7 @@
     <w:r>
       <w:tab/>
       <w:tab/>
-      <w:t>2026-09-16</w:t>
+      <w:t>2026-09-17</w:t>
       <w:br/>
       <w:br/>
     </w:r>

--- a/klagomål/A 27348-2026 FSC-klagomål.docx
+++ b/klagomål/A 27348-2026 FSC-klagomål.docx
@@ -663,7 +663,7 @@
     <w:r>
       <w:tab/>
       <w:tab/>
-      <w:t>2026-09-17</w:t>
+      <w:t>2026-09-18</w:t>
       <w:br/>
       <w:br/>
     </w:r>

--- a/klagomål/A 27348-2026 FSC-klagomål.docx
+++ b/klagomål/A 27348-2026 FSC-klagomål.docx
@@ -663,7 +663,7 @@
     <w:r>
       <w:tab/>
       <w:tab/>
-      <w:t>2026-09-18</w:t>
+      <w:t>2026-09-19</w:t>
       <w:br/>
       <w:br/>
     </w:r>

--- a/klagomål/A 27348-2026 FSC-klagomål.docx
+++ b/klagomål/A 27348-2026 FSC-klagomål.docx
@@ -663,7 +663,7 @@
     <w:r>
       <w:tab/>
       <w:tab/>
-      <w:t>2026-09-19</w:t>
+      <w:t>2026-09-21</w:t>
       <w:br/>
       <w:br/>
     </w:r>

--- a/klagomål/A 27348-2026 FSC-klagomål.docx
+++ b/klagomål/A 27348-2026 FSC-klagomål.docx
@@ -663,7 +663,7 @@
     <w:r>
       <w:tab/>
       <w:tab/>
-      <w:t>2026-09-21</w:t>
+      <w:t>2026-09-23</w:t>
       <w:br/>
       <w:br/>
     </w:r>

--- a/klagomål/A 27348-2026 FSC-klagomål.docx
+++ b/klagomål/A 27348-2026 FSC-klagomål.docx
@@ -163,7 +163,7 @@
         <w:pStyle w:val="Title"/>
       </w:pPr>
       <w:r>
-        <w:t>Inledande FSC- /PEFC-klagomål – information om höga naturvärden i avverkningsanmälan A 27348-2026 i Bergs kommun</w:t>
+        <w:t>Inledande FSC- /PEFC-klagomål – information om höga naturvärden och fridlysta arter i avverkningsanmälan A 27348-2026 i Bergs kommun</w:t>
       </w:r>
     </w:p>
     <w:p>
@@ -178,7 +178,7 @@
       <w:r>
         <w:drawing>
           <wp:inline xmlns:a="http://schemas.openxmlformats.org/drawingml/2006/main" xmlns:pic="http://schemas.openxmlformats.org/drawingml/2006/picture">
-            <wp:extent cx="5486400" cy="5417517"/>
+            <wp:extent cx="5486400" cy="5148476"/>
             <wp:docPr id="1" name="Picture 1"/>
             <wp:cNvGraphicFramePr>
               <a:graphicFrameLocks noChangeAspect="1"/>
@@ -199,7 +199,7 @@
                   <pic:spPr>
                     <a:xfrm>
                       <a:off x="0" y="0"/>
-                      <a:ext cx="5486400" cy="5417517"/>
+                      <a:ext cx="5486400" cy="5148476"/>
                     </a:xfrm>
                     <a:prstGeom prst="rect"/>
                   </pic:spPr>
@@ -221,7 +221,7 @@
     </w:p>
     <w:p>
       <w:r>
-        <w:t>I avverkningsanmälan finns fynd av 1 naturvårdsarter, varav 1 är rödlistad: nordtagging (NT). Se Figur 1.</w:t>
+        <w:t>I avverkningsanmälan finns fynd av 13 naturvårdsarter, varav 11 är rödlistade, 2 är fridlysta, 7 är typiska (T) och 2 är signalarter (S): fläckporing (VU, T), gräddporing (VU, T), jättemusseron (VU), blanksvart spiklav (NT), blå taggsvamp (NT, T), dropptaggsvamp (NT, T), nordtagging (NT), talltaggsvamp (NT), talltita (NT, §4), vaddporing (NT), vedskivlav (NT, T), plattlummer (S, T, §9) och vedticka (S, T). Se Figur 1.</w:t>
       </w:r>
     </w:p>
     <w:p>
@@ -244,7 +244,109 @@
     </w:p>
     <w:p>
       <w:r>
-        <w:t>Nedan följer beskrivningar av de naturvårdsarter och fridlysta arter som har sina livsmiljöer och växtplatser i den avverkningsanmälda skogen. De påträffade naturvårdsarterna är ett tydligt kvitto på att det rör sig om en skog med höga naturvärden.</w:t>
+        <w:t>Nedan följer beskrivningar av de naturvårdsarter och fridlysta arter som har sina livsmiljöer och växtplatser i den avverkningsanmälda skogen. Se även ytterligare artfakta i BILAGA 1. De påträffade naturvårdsarterna är ett tydligt kvitto på att det rör sig om en skog med höga naturvärden.</w:t>
+      </w:r>
+    </w:p>
+    <w:p>
+      <w:r>
+        <w:rPr>
+          <w:b/>
+        </w:rPr>
+        <w:t>Fläckporing (VU)</w:t>
+      </w:r>
+      <w:r>
+        <w:t xml:space="preserve"> är en mycket bra signalart som visar på tallnaturskogar med höga naturvärden. Den är placerad högst upp i Skogsstyrelsens värdepyramid för bedömning av skog med höga naturvärden och indikerar områden som är mer eller mindre opåverkade av skogsbruk och där det funnits en kontinuitet av tallågor i olika nedbrytningsstadier. För att på lång sikt bibehålla livskraftiga populationer i ett område behövs troligen större skyddade områden som tillåter att man upprätthåller en naturlig branddynamik. Fläckporing är typisk art för </w:t>
+      </w:r>
+      <w:r>
+        <w:rPr>
+          <w:i/>
+        </w:rPr>
+        <w:t>9010 Taiga</w:t>
+      </w:r>
+      <w:r>
+        <w:t xml:space="preserve"> (SLU Artdatabanken, 2024; Nitare &amp; Skogsstyrelsen, 2019).</w:t>
+      </w:r>
+    </w:p>
+    <w:p>
+      <w:r>
+        <w:rPr>
+          <w:b/>
+        </w:rPr>
+        <w:t>Gräddporing (VU)</w:t>
+      </w:r>
+      <w:r>
+        <w:t xml:space="preserve"> växer nästan enbart i urskogsartad barrskog på gamla, kraftigt murkna, grova och mossbelupna tallågor i något fuktiga och skuggiga lägen. Arten är placerad högst upp i Skogsstyrelsens värdepyramid för bedömning av skog med höga naturvärden och indikerar gamla och relativt orörda tallnaturskogar med höga naturvärden där det under låg tid kontinuerligt funnits inslag av grova tallågor. För att på sikt hejda artens vikande trend behöver merparten av gräddporingens nu kända växtplatser undantas från skogsbruk. Gräddporing är typisk art för </w:t>
+      </w:r>
+      <w:r>
+        <w:rPr>
+          <w:i/>
+        </w:rPr>
+        <w:t>9010 Taiga</w:t>
+      </w:r>
+      <w:r>
+        <w:t xml:space="preserve"> (SLU Artdatabanken, 2024; Nitare &amp; Skogsstyrelsen, 2019).</w:t>
+      </w:r>
+    </w:p>
+    <w:p>
+      <w:r>
+        <w:rPr>
+          <w:b/>
+        </w:rPr>
+        <w:t>Jättemusseron (VU)</w:t>
+      </w:r>
+      <w:r>
+        <w:t xml:space="preserve"> bildar mykorrhiza med tall, i äldre lavtallskog och hällmarkstallskog. Den visar på såväl sandtallskogar som hällmarkstallskogar med långvarig tallkontinuitet och svampen är sannolikt en kvarleva (relikt) på sina samtliga växtplatser. Arten är placerad högst upp i Skogsstyrelsens värdepyramid för bedömning av skog med höga naturvärden och slutavverkning bör tills vidare undvikas i skogsbestånd där arten är känd. Jättemusseron är globalt rödlistad som sårbar (VU) och Sverige och Norge har sannolikt merparten av den europeiska populationen och därmed ett särskilt ansvar för dess bevarande (IUCN, 2025; SLU Artdatabanken, 2024; Nitare &amp; Skogsstyrelsen, 2019).</w:t>
+      </w:r>
+    </w:p>
+    <w:p>
+      <w:r>
+        <w:rPr>
+          <w:b/>
+        </w:rPr>
+        <w:t>Blanksvart spiklav (NT)</w:t>
+      </w:r>
+      <w:r>
+        <w:t xml:space="preserve"> förekommer på torr, hård, gammal kärnved men även på äldre ytved av tall i naturskogsartade bestånd med begränsad brandpåverkan och ostörd hydrologi. Skogsbruksåtgärder på eller i närheten av lokaler med blanksvart spiklav utgör ett hot. Naturskogsartade öppna tall- och barrblandskogar med blanksvart spiklav indikerar höga biologiska värden och bör bevaras (SLU Artdatabanken, 2024).</w:t>
+      </w:r>
+    </w:p>
+    <w:p>
+      <w:r>
+        <w:rPr>
+          <w:b/>
+        </w:rPr>
+        <w:t xml:space="preserve">Blå taggsvamp (NT) </w:t>
+      </w:r>
+      <w:r>
+        <w:t xml:space="preserve">är en karaktärsart i såväl örtrika kalkbarrskogar som i torra sandtallskogar där det föreligger gammal skog med långvarig trädkontinuitet. Är sällsynt och mycket kravfull i södra och mellersta Sverige. Den hotas främst av skogsavverkning och tycks försvinna efter slutavverkning, markberedning och plantering. I kalkgranskogar verkar arten vara mycket känslig. Granskogar med arten bör formellt skydddas. Blå taggsvamp (NT) är typisk art för </w:t>
+      </w:r>
+      <w:r>
+        <w:rPr>
+          <w:i/>
+        </w:rPr>
+        <w:t>9010 Taiga</w:t>
+      </w:r>
+      <w:r>
+        <w:t xml:space="preserve"> (SLU Artdatabanken, 2024; Nitare &amp; Skogsstyrelsen, 2019).</w:t>
+      </w:r>
+    </w:p>
+    <w:p>
+      <w:r>
+        <w:rPr>
+          <w:b/>
+        </w:rPr>
+        <w:t>Dropptaggsvamp (NT)</w:t>
+      </w:r>
+      <w:r>
+        <w:t xml:space="preserve"> bildar mykorrhiza med tall, främst i barrskog med trädkontinuitet, i magra, torra och ljusöppna lavtallskogar och i barrblandskogar med friskmossor och lingon i fältskiktet. Den totala populationen i landet har minskat och bedöms fortsätta minska till följd av slutavverkningar av tallskog. Det är högst oklart om arten långsiktigt kan etablera och reproducera sig i skogsbestånd som brukas med trakthyggesmetoder, markberedning, gödsling eller föryngring med förädlat plantmaterial. Uppfyller kriterierna för att bli rödlistad på grund av ny kunskap som visar att en större andel av populationen än tidigare bedömt är knuten till kontinuitetsbarrskog. Minskningstakten för den svenska populationen bedöms vara nära gränsvärdet för Sårbar (VU). Dropptaggsvamp är typisk art för </w:t>
+      </w:r>
+      <w:r>
+        <w:rPr>
+          <w:i/>
+        </w:rPr>
+        <w:t xml:space="preserve">9010 Taiga </w:t>
+      </w:r>
+      <w:r>
+        <w:t>(SLU Artdatabanken, 2026).</w:t>
       </w:r>
     </w:p>
     <w:p>
@@ -256,6 +358,108 @@
       </w:r>
       <w:r>
         <w:t xml:space="preserve"> växer främst på tallågor av grövre dimensioner och påträffas huvudsakligen i äldre skog som inte kalavverkats. Nordtaggingen missgynnas av att områden med äldre tallskog har minskat starkt. Bekämpning av skogsbränder, samtidigt som skogsbruket omvandlar naturligt glesa tallbestånd till likartade och betydligt tätare bestånd, har missgynnat arten. Bristen på gamla tallågor utgör på sikt ett allvarligt hot och återskapandet av lämpliga biotoper tar mycket lång tid. Områden med olikåldriga bestånd av tall och med stort inslag av äldre träd bör undantas från skoglig produktion (SLU Artdatabanken, 2024).</w:t>
+      </w:r>
+    </w:p>
+    <w:p>
+      <w:r>
+        <w:rPr>
+          <w:b/>
+        </w:rPr>
+        <w:t xml:space="preserve">Talltaggsvamp (NT) </w:t>
+      </w:r>
+      <w:r>
+        <w:t>förekommer främst i tallnaturskogar eller tallskogar av kontinuitetsskogskaraktär där den bildar mykorrhiza med tall. Särskilt frekvent är den i sandtallskogar med inslag av gamla träd, t.ex. på grusåsar, stränder och sandhedar. Arten hotas främst av skogsavverkning och tycks försvinna efter slutavverkning, markberedning och plantering. Talltaggsvamp är globalt rödlistad som nära hotad (NT) vilket innebär att Sverige har ett internationellt ansvar för arten (IUCN, 2025; SLU Artdatabanken, 2024).</w:t>
+      </w:r>
+    </w:p>
+    <w:p>
+      <w:r>
+        <w:rPr>
+          <w:b/>
+        </w:rPr>
+        <w:t>Talltita (NT, §4)</w:t>
+      </w:r>
+      <w:r>
+        <w:t>, rödlistad som nära hotad och prioriterad art i Skogsvårdslagen, har häckningsrevir i anmälan. Arten har minskat kraftigt de senaste 30 åren och minskningstakten innevarande 10-årsperiod beräknas till 20 (10–30) %. Talltitan är synnerligen trogen sitt cirka 15 hektar stora revir och är beroende av flerskiktade olikåldriga skogar för att kunna föda upp sina ungar. Talltitan försvinner om dess livsmiljö kalavverkas (Eggers &amp; Low, 2014; Ekman, 1979; Griesser et al, 2007; Klein, 2020; Siffczyk et al, 2003; SLU Artdatabanken, 2021).</w:t>
+      </w:r>
+    </w:p>
+    <w:p>
+      <w:r>
+        <w:rPr>
+          <w:b/>
+        </w:rPr>
+        <w:t xml:space="preserve">Vaddporing (NT) </w:t>
+      </w:r>
+      <w:r>
+        <w:t>är en brunrötande vednedbrytare som hittas på undersidan av liggande murken tallved i olika former. Substratet utgörs framför allt av den typ av hård, kådimpregnerad och ofta kolad tallved som skapas i brandpräglad skog. Vedtypen nybildas i mycket liten omfattning och det är sannolikt att arten upplever en utdöendeskuld. För att garantera artens fortlevnad bör man både säkra att artens växtplatser hålls intakta samt att långsiktigt säkerställa att ny ved tillkommer, allra helst i omedelbar anslutning till artens växtplatser. Skoglig gallring och annat uttag av virke innebär ett hot mot arten (SLU Artdatabanken, 2024).</w:t>
+      </w:r>
+    </w:p>
+    <w:p>
+      <w:r>
+        <w:rPr>
+          <w:b/>
+        </w:rPr>
+        <w:t>Vedskivlav (NT)</w:t>
+      </w:r>
+      <w:r>
+        <w:t xml:space="preserve"> växer på gammal, torr, exponerad, hård kärnved av framförallt tall i naturskogsartade bestånd. Avverkning av tallskog av naturskogskaraktär med spår av återkommande bränder är ett hot. Mängden lämplig ved att växa på för vedskivlav minskar, dels på grund av naturlig nedbrytning men framförallt på grund av att de förstörs i samband med slutavverkningar, gallringar och markberedning. Tall- och blandbarrskogar av naturskogskaraktär med spår av återkommande bränder bör skyddas. Vedskivlav är typisk art för </w:t>
+      </w:r>
+      <w:r>
+        <w:rPr>
+          <w:i/>
+        </w:rPr>
+        <w:t>9010 Taiga</w:t>
+      </w:r>
+      <w:r>
+        <w:t xml:space="preserve"> (SLU Artdatabanken, 2024).</w:t>
+      </w:r>
+    </w:p>
+    <w:p>
+      <w:r>
+        <w:rPr>
+          <w:b/>
+        </w:rPr>
+        <w:t>Plattlummer (§9)</w:t>
+      </w:r>
+      <w:r>
+        <w:t xml:space="preserve"> växer främst i ljusöppna sandtallskogar eller annan gles, torr och brandpräglad hedbarrskog. Den är mest frekvent i olika typer av naturskogar och kontinuitetsskogar och missgynnas markant av slutavverkning och maskinell markberedning. Söder ut i landet förekommer de närstående arterna cypresslummer (EN, §8) och mellanlummer (NT, §9), vilka båda omfattas av EU:s art- och habitatdirektiv. Plattlummer är typisk art för </w:t>
+      </w:r>
+      <w:r>
+        <w:rPr>
+          <w:i/>
+        </w:rPr>
+        <w:t xml:space="preserve">9010 Taiga </w:t>
+      </w:r>
+      <w:r>
+        <w:t>och</w:t>
+      </w:r>
+      <w:r>
+        <w:rPr>
+          <w:i/>
+        </w:rPr>
+        <w:t xml:space="preserve"> 2320 Rissandhedar </w:t>
+      </w:r>
+      <w:r>
+        <w:t>(Nitare &amp; Skogsstyrelsen, 2019; SLU Artdatabanken, 2026).</w:t>
+      </w:r>
+    </w:p>
+    <w:p>
+      <w:r>
+        <w:rPr>
+          <w:b/>
+        </w:rPr>
+        <w:t xml:space="preserve">Vedticka </w:t>
+      </w:r>
+      <w:r>
+        <w:t xml:space="preserve">är en bra signalart söder om den naturliga norrlandsgränsen. Den är huvudsakligen knuten till äldre barrskogar där det föreligger långvarig kontinuitet av död barrved. Vedticka är typisk art för </w:t>
+      </w:r>
+      <w:r>
+        <w:rPr>
+          <w:i/>
+        </w:rPr>
+        <w:t xml:space="preserve">9010 Taiga </w:t>
+      </w:r>
+      <w:r>
+        <w:t>(Nitare &amp; Skogsstyrelsen, 2019; SLU Artdatabanken, 2025).</w:t>
       </w:r>
     </w:p>
     <w:p>
@@ -310,6 +514,22 @@
       <w:r>
         <w:t>I den avverkningsanmälda skogen har fridlysta arter sina livsmiljöer och växtplatser. Att skada de fridlysta arternas livsmiljöer, växtplatser eller ekologiska funktion är inte tillåtet enligt artskyddsförordningen.</w:t>
       </w:r>
+      <w:r>
+        <w:rPr>
+          <w:i/>
+        </w:rPr>
+        <w:t xml:space="preserve"> EU:s medlemsländer och skogsbolag är skyldiga att agera i enlighet med EU:s fågeldirektiv där det uttryckligen står att direktivet gäller för fåglar samt för deras ägg, bon och </w:t>
+      </w:r>
+      <w:r>
+        <w:rPr>
+          <w:b/>
+          <w:i/>
+        </w:rPr>
+        <w:t xml:space="preserve">livsmiljöer </w:t>
+      </w:r>
+      <w:r>
+        <w:t>(artikel 1). Vidare att de åtgärder som vidtas inte får leda till en försämring av den nuvarande situationen beträffande bevarandet av de fågelarter som avses i artikel 1 (artikel 13).</w:t>
+      </w:r>
     </w:p>
     <w:p>
       <w:r>
@@ -348,7 +568,7 @@
         <w:rPr>
           <w:i/>
         </w:rPr>
-        <w:t>I det avverkningsanmälda skogsområdet har 1 naturvårdsarter varav 1 rödlistade arter sina livsmiljöer och växtplatser.</w:t>
+        <w:t>I det avverkningsanmälda skogsområdet har 13 naturvårdsarter varav 11 rödlistade arter sina livsmiljöer och växtplatser.</w:t>
       </w:r>
     </w:p>
     <w:p>
@@ -533,6 +753,139 @@
           <w:i/>
         </w:rPr>
         <w:t>I den avverkningsanmälda skogen har fridlysta arter sina livsmiljöer och växtplatser. Att skada de fridlysta arternas livsmiljöer, växtplatser eller ekologiska funktion är inte tillåtet enligt artskyddsförordningen</w:t>
+      </w:r>
+    </w:p>
+    <w:p>
+      <w:r>
+        <w:br w:type="page"/>
+      </w:r>
+    </w:p>
+    <w:p>
+      <w:pPr>
+        <w:pStyle w:val="Title"/>
+      </w:pPr>
+      <w:r>
+        <w:t>BILAGA 1 – Fridlysta arter</w:t>
+      </w:r>
+    </w:p>
+    <w:p>
+      <w:pPr>
+        <w:pStyle w:val="Heading1"/>
+      </w:pPr>
+      <w:r>
+        <w:t>Talltita – ekologi samt krav på livsmiljön</w:t>
+      </w:r>
+    </w:p>
+    <w:p>
+      <w:r>
+        <w:t>Talltita är rödlistad som NT, fridlyst och prioriterad art i Skogsvårdslagen. Den omfattas av EU:s fågeldirektiv. Arten har minskat kraftigt de senaste 30 åren och minskningstakten innevarande 10-årsperiod beräknas till 20 (10–30) % (SLU Artdatabanken, 2022).</w:t>
+      </w:r>
+    </w:p>
+    <w:p>
+      <w:r>
+        <w:t>Talltita föredrar större sammanhängande barrskogar, och finns såväl i tallskog som granskog och i lövblandad barrskog. Skogens struktur är viktig och ska helst vara flerskiktad med riklig underväxt av mindre granar, björk och andra lövträd och buskar. Tillgång på murknande högstubbar är särskilt viktig, eftersom talltitan helst själv hackar ut sitt bohål (SLU Artdatabanken, 2022).</w:t>
+      </w:r>
+    </w:p>
+    <w:p>
+      <w:r>
+        <w:t>Det finns flera studier som visar att talltita är känslig för gallring och inte överlever när dess livsmiljö kalavverkas (Eggers and Low, 2014; Griesser et al., 2007; Klein, 2020). Talltitans revir är förhållandevis stora, 10–20 hektar och arten missgynnas när skogen fragmenteras. Kalavverkning av större delar av reviret innebär att det överges (Artdatabanken, 2021).</w:t>
+      </w:r>
+    </w:p>
+    <w:p>
+      <w:r>
+        <w:t>Talltitan är synnerligen trogen sitt revir så länge paret lever och biotopen förblir intakt. Paret stannar i sitt revir året om. En förlust av ett revir har därför en stor inverkan på den lokala populationen och trakthyggesbruket anses vara orsak till den svenska populationens kraftiga minskning. Talltiteparets revirtrohet innebär att närhelst under året man observerar en adult talltita så ingår denna plats i reviret (Siffczyk et al., 2003; Ekman, 1979).</w:t>
+      </w:r>
+    </w:p>
+    <w:p>
+      <w:pPr>
+        <w:pStyle w:val="Heading2"/>
+      </w:pPr>
+      <w:r>
+        <w:t>Referenser – talltita</w:t>
+      </w:r>
+    </w:p>
+    <w:p>
+      <w:r>
+        <w:t xml:space="preserve">Eggers, S., Low, M., 2014. </w:t>
+      </w:r>
+      <w:r>
+        <w:rPr>
+          <w:i/>
+        </w:rPr>
+        <w:t xml:space="preserve">Differential demographic responses of sympatric Parids to vegetation management in boreal forest. </w:t>
+      </w:r>
+      <w:r>
+        <w:t>For. Ecol. Manage. 319, 169–175.</w:t>
+      </w:r>
+    </w:p>
+    <w:p>
+      <w:r>
+        <w:t xml:space="preserve">Ekman, J., 1979. </w:t>
+      </w:r>
+      <w:r>
+        <w:rPr>
+          <w:i/>
+        </w:rPr>
+        <w:t xml:space="preserve">Coherence, composition and territories of winter social groups of the Willow Tit Parus montanus and the Crested Tit P. cristatus. </w:t>
+      </w:r>
+      <w:r>
+        <w:t>Ornis Scandinavica, 10, pp 56–68</w:t>
+      </w:r>
+    </w:p>
+    <w:p>
+      <w:r>
+        <w:t xml:space="preserve">Griesser, M., Nystrand, M., Eggers, S., Ekman, J., 2007. </w:t>
+      </w:r>
+      <w:r>
+        <w:rPr>
+          <w:i/>
+        </w:rPr>
+        <w:t xml:space="preserve">Impact of forestry practices on fitness correlates and population productivity in an open-nesting bird species. </w:t>
+      </w:r>
+      <w:r>
+        <w:t>Conserv. Biol. 21, 767–774. https://doi.org/10.1111/j.1523- 1739.2007.00675.x</w:t>
+      </w:r>
+    </w:p>
+    <w:p>
+      <w:r>
+        <w:t xml:space="preserve">Klein, J., 2020. </w:t>
+      </w:r>
+      <w:r>
+        <w:rPr>
+          <w:i/>
+        </w:rPr>
+        <w:t xml:space="preserve">The forgotten forest – On thinning, retention, and biodiversity in the boreal forest. </w:t>
+      </w:r>
+      <w:r>
+        <w:t>Doctoral Thesis No. 2020:50</w:t>
+      </w:r>
+    </w:p>
+    <w:p>
+      <w:r>
+        <w:t xml:space="preserve">Siffczyk, C., Brotons, L., Kangas, K., Orell, M., 2003. </w:t>
+      </w:r>
+      <w:r>
+        <w:rPr>
+          <w:i/>
+        </w:rPr>
+        <w:t xml:space="preserve">Home range size of willow tits. </w:t>
+      </w:r>
+      <w:r>
+        <w:t>Oecologica, 136, 635–642 (2003)</w:t>
+      </w:r>
+    </w:p>
+    <w:p>
+      <w:r>
+        <w:t xml:space="preserve">SLU Artdatabanken, 2021. </w:t>
+      </w:r>
+      <w:r>
+        <w:rPr>
+          <w:i/>
+        </w:rPr>
+        <w:t xml:space="preserve">Artfaktablad. Naturvård – artfakta. </w:t>
+      </w:r>
+      <w:r>
+        <w:t>SLU Artdatabanken, Uppsala</w:t>
       </w:r>
     </w:p>
     <w:sectPr>
@@ -663,7 +1016,7 @@
     <w:r>
       <w:tab/>
       <w:tab/>
-      <w:t>2026-09-23</w:t>
+      <w:t>2026-09-24</w:t>
       <w:br/>
       <w:br/>
     </w:r>

--- a/klagomål/A 27348-2026 FSC-klagomål.docx
+++ b/klagomål/A 27348-2026 FSC-klagomål.docx
@@ -178,7 +178,7 @@
       <w:r>
         <w:drawing>
           <wp:inline xmlns:a="http://schemas.openxmlformats.org/drawingml/2006/main" xmlns:pic="http://schemas.openxmlformats.org/drawingml/2006/picture">
-            <wp:extent cx="5486400" cy="5148476"/>
+            <wp:extent cx="5486400" cy="5066780"/>
             <wp:docPr id="1" name="Picture 1"/>
             <wp:cNvGraphicFramePr>
               <a:graphicFrameLocks noChangeAspect="1"/>
@@ -199,7 +199,7 @@
                   <pic:spPr>
                     <a:xfrm>
                       <a:off x="0" y="0"/>
-                      <a:ext cx="5486400" cy="5148476"/>
+                      <a:ext cx="5486400" cy="5066780"/>
                     </a:xfrm>
                     <a:prstGeom prst="rect"/>
                   </pic:spPr>
@@ -221,7 +221,7 @@
     </w:p>
     <w:p>
       <w:r>
-        <w:t>I avverkningsanmälan finns fynd av 13 naturvårdsarter, varav 11 är rödlistade, 2 är fridlysta, 7 är typiska (T) och 2 är signalarter (S): fläckporing (VU, T), gräddporing (VU, T), jättemusseron (VU), blanksvart spiklav (NT), blå taggsvamp (NT, T), dropptaggsvamp (NT, T), nordtagging (NT), talltaggsvamp (NT), talltita (NT, §4), vaddporing (NT), vedskivlav (NT, T), plattlummer (S, T, §9) och vedticka (S, T). Se Figur 1.</w:t>
+        <w:t>I avverkningsanmälan finns fynd av 15 naturvårdsarter, varav 13 är rödlistade, 2 är fridlysta, 8 är typiska (T) och 2 är signalarter (S): fläckporing (VU, T), gräddporing (VU, T), jättemusseron (VU), smalfotad taggsvamp (VU), blanksvart spiklav (NT), blå taggsvamp (NT, T), dropptaggsvamp (NT, T), dvärgbägarlav (NT, T), nordtagging (NT), talltaggsvamp (NT), talltita (NT, §4), vaddporing (NT), vedskivlav (NT, T), plattlummer (S, T, §9) och vedticka (S, T). Se Figur 1.</w:t>
       </w:r>
     </w:p>
     <w:p>
@@ -303,6 +303,17 @@
         <w:rPr>
           <w:b/>
         </w:rPr>
+        <w:t>Smalfotad taggsvamp (VU)</w:t>
+      </w:r>
+      <w:r>
+        <w:t>, rödlistad som sårbar, växer på marken under lågor eller fallna stubbar i brandpräglad torr tallskog med lång kontinuitet. Arten är starkt associerad till kolad ved från tallar som sannolikt varit med om flera historiska skogsbränder. Detta är en process som kan ta många hundra år och det tar således mycket lång tid att återskapa lämpliga substrat. Smalfotad taggsvamp är placerad i toppen av Skogsstyrelsens värdepyramid för bedömning av skog med höga naturvärden samt globalt rödlistad som sårbar (VU) vilket innebär att Sverige har ett internationellt ansvar för arten (IUCN Redlist, 2024; Nitare &amp; Skogsstyrelsen, 2019; SLU Artdatabanken, 2024).</w:t>
+      </w:r>
+    </w:p>
+    <w:p>
+      <w:r>
+        <w:rPr>
+          <w:b/>
+        </w:rPr>
         <w:t>Blanksvart spiklav (NT)</w:t>
       </w:r>
       <w:r>
@@ -347,6 +358,26 @@
       </w:r>
       <w:r>
         <w:t>(SLU Artdatabanken, 2026).</w:t>
+      </w:r>
+    </w:p>
+    <w:p>
+      <w:r>
+        <w:rPr>
+          <w:b/>
+        </w:rPr>
+        <w:t>Dvärgbägarlav (NT)</w:t>
+      </w:r>
+      <w:r>
+        <w:t xml:space="preserve"> förekommer över hela Sverige på gammal hård ved, huvudsakligen på tall men i södra Sverige även på ek. Veden utgörs framförallt av grova stubbar, lågor och grenar. Substratet har blivit sällsyntare och nybildning av substrat sker bara i begränsad omfattning. Arten hotas av att grova lågor blir allt sällsyntare i dagens kulturskogar samt att nybildningen av lämpliga substrat går mycket långsamt. En riklig tillgång på gamla tall- eller eklågor måste säkerställas på artens lokaler. Dvärgbägarlav är typisk art för </w:t>
+      </w:r>
+      <w:r>
+        <w:rPr>
+          <w:i/>
+        </w:rPr>
+        <w:t>9010 Taiga</w:t>
+      </w:r>
+      <w:r>
+        <w:t xml:space="preserve"> (SLU Artdatabanken, 2024; Nitare &amp; Skogsstyrelsen, 2019).</w:t>
       </w:r>
     </w:p>
     <w:p>
@@ -568,7 +599,7 @@
         <w:rPr>
           <w:i/>
         </w:rPr>
-        <w:t>I det avverkningsanmälda skogsområdet har 13 naturvårdsarter varav 11 rödlistade arter sina livsmiljöer och växtplatser.</w:t>
+        <w:t>I det avverkningsanmälda skogsområdet har 15 naturvårdsarter varav 13 rödlistade arter sina livsmiljöer och växtplatser.</w:t>
       </w:r>
     </w:p>
     <w:p>
@@ -1016,7 +1047,7 @@
     <w:r>
       <w:tab/>
       <w:tab/>
-      <w:t>2026-09-24</w:t>
+      <w:t>2026-09-25</w:t>
       <w:br/>
       <w:br/>
     </w:r>

--- a/klagomål/A 27348-2026 FSC-klagomål.docx
+++ b/klagomål/A 27348-2026 FSC-klagomål.docx
@@ -1047,7 +1047,7 @@
     <w:r>
       <w:tab/>
       <w:tab/>
-      <w:t>2026-09-25</w:t>
+      <w:t>2026-09-26</w:t>
       <w:br/>
       <w:br/>
     </w:r>

--- a/klagomål/A 27348-2026 FSC-klagomål.docx
+++ b/klagomål/A 27348-2026 FSC-klagomål.docx
@@ -1047,7 +1047,7 @@
     <w:r>
       <w:tab/>
       <w:tab/>
-      <w:t>2026-09-26</w:t>
+      <w:t>2026-09-27</w:t>
       <w:br/>
       <w:br/>
     </w:r>

--- a/klagomål/A 27348-2026 FSC-klagomål.docx
+++ b/klagomål/A 27348-2026 FSC-klagomål.docx
@@ -1047,7 +1047,7 @@
     <w:r>
       <w:tab/>
       <w:tab/>
-      <w:t>2026-09-27</w:t>
+      <w:t>2026-09-28</w:t>
       <w:br/>
       <w:br/>
     </w:r>

--- a/klagomål/A 27348-2026 FSC-klagomål.docx
+++ b/klagomål/A 27348-2026 FSC-klagomål.docx
@@ -221,7 +221,7 @@
     </w:p>
     <w:p>
       <w:r>
-        <w:t>I avverkningsanmälan finns fynd av 15 naturvårdsarter, varav 13 är rödlistade, 2 är fridlysta, 8 är typiska (T) och 2 är signalarter (S): fläckporing (VU, T), gräddporing (VU, T), jättemusseron (VU), smalfotad taggsvamp (VU), blanksvart spiklav (NT), blå taggsvamp (NT, T), dropptaggsvamp (NT, T), dvärgbägarlav (NT, T), nordtagging (NT), talltaggsvamp (NT), talltita (NT, §4), vaddporing (NT), vedskivlav (NT, T), plattlummer (S, T, §9) och vedticka (S, T). Se Figur 1.</w:t>
+        <w:t>I avverkningsanmälan finns fynd av 16 naturvårdsarter, varav 14 är rödlistade, 2 är fridlysta, 8 är typiska (T) och 2 är signalarter (S): fläckporing (VU, T), gräddporing (VU, T), Lecidea subhumida (VU), smalfotad taggsvamp (VU), blanksvart spiklav (NT), blå taggsvamp (NT, T), dropptaggsvamp (NT, T), dvärgbägarlav (NT, T), nordtagging (NT), talltaggsvamp (NT), talltita (NT, §4), vaddporing (NT), vedflamlav (NT), vedskivlav (NT, T), plattlummer (S, T, §9) och vedticka (S, T). Se Figur 1.</w:t>
       </w:r>
     </w:p>
     <w:p>
@@ -291,11 +291,18 @@
       <w:r>
         <w:rPr>
           <w:b/>
+          <w:i/>
         </w:rPr>
-        <w:t>Jättemusseron (VU)</w:t>
-      </w:r>
-      <w:r>
-        <w:t xml:space="preserve"> bildar mykorrhiza med tall, i äldre lavtallskog och hällmarkstallskog. Den visar på såväl sandtallskogar som hällmarkstallskogar med långvarig tallkontinuitet och svampen är sannolikt en kvarleva (relikt) på sina samtliga växtplatser. Arten är placerad högst upp i Skogsstyrelsens värdepyramid för bedömning av skog med höga naturvärden och slutavverkning bör tills vidare undvikas i skogsbestånd där arten är känd. Jättemusseron är globalt rödlistad som sårbar (VU) och Sverige och Norge har sannolikt merparten av den europeiska populationen och därmed ett särskilt ansvar för dess bevarande (IUCN, 2025; SLU Artdatabanken, 2024; Nitare &amp; Skogsstyrelsen, 2019).</w:t>
+        <w:t xml:space="preserve">Lecidea subhumida </w:t>
+      </w:r>
+      <w:r>
+        <w:rPr>
+          <w:b/>
+        </w:rPr>
+        <w:t>(VU)</w:t>
+      </w:r>
+      <w:r>
+        <w:t xml:space="preserve"> är en skivlav som växer på ved (grenar, stam) av gamla tallar i subalpin skog. Arten påverkas negativt av brist på kontinuitetsskog och en minskning av populationen pågår eller förväntas ske. Antalet individer bedöms vara lägre än gränsvärdet för sårbar (VU) (SLU Artdatabanken, 2026).</w:t>
       </w:r>
     </w:p>
     <w:p>
@@ -422,6 +429,26 @@
       </w:r>
       <w:r>
         <w:t>är en brunrötande vednedbrytare som hittas på undersidan av liggande murken tallved i olika former. Substratet utgörs framför allt av den typ av hård, kådimpregnerad och ofta kolad tallved som skapas i brandpräglad skog. Vedtypen nybildas i mycket liten omfattning och det är sannolikt att arten upplever en utdöendeskuld. För att garantera artens fortlevnad bör man både säkra att artens växtplatser hålls intakta samt att långsiktigt säkerställa att ny ved tillkommer, allra helst i omedelbar anslutning till artens växtplatser. Skoglig gallring och annat uttag av virke innebär ett hot mot arten (SLU Artdatabanken, 2024).</w:t>
+      </w:r>
+    </w:p>
+    <w:p>
+      <w:r>
+        <w:rPr>
+          <w:b/>
+        </w:rPr>
+        <w:t>Vedflamlav (NT)</w:t>
+      </w:r>
+      <w:r>
+        <w:t xml:space="preserve"> växer på gammal hård och torr, exponerad kärnved av tall, främst på högstubbar i ljusöppna lägen, t.ex. vid och på myrar, sjökanter, i glesa hällmarkskogar och i brandpräglade tallnaturskogar. Substratet nyskapas i begränsad omfattning och arten är en utmärkt indikator på höga naturvärden i denna skogstyp. Tall- och barrblandskogar med naturskogskaraktär och spår av bränder har ofta höga biologiska värden och bör skyddas. På vedflamlavens bål kan den sällsynta spiklaven/parasiten </w:t>
+      </w:r>
+      <w:r>
+        <w:rPr>
+          <w:i/>
+        </w:rPr>
+        <w:t>Calicium ramboldiicola</w:t>
+      </w:r>
+      <w:r>
+        <w:t xml:space="preserve"> (VU) påträffas (SLU Artdatabanken, 2026).</w:t>
       </w:r>
     </w:p>
     <w:p>
@@ -599,7 +626,7 @@
         <w:rPr>
           <w:i/>
         </w:rPr>
-        <w:t>I det avverkningsanmälda skogsområdet har 15 naturvårdsarter varav 13 rödlistade arter sina livsmiljöer och växtplatser.</w:t>
+        <w:t>I det avverkningsanmälda skogsområdet har 16 naturvårdsarter varav 14 rödlistade arter sina livsmiljöer och växtplatser.</w:t>
       </w:r>
     </w:p>
     <w:p>
@@ -1047,7 +1074,7 @@
     <w:r>
       <w:tab/>
       <w:tab/>
-      <w:t>2026-09-28</w:t>
+      <w:t>2026-09-29</w:t>
       <w:br/>
       <w:br/>
     </w:r>

--- a/klagomål/A 27348-2026 FSC-klagomål.docx
+++ b/klagomål/A 27348-2026 FSC-klagomål.docx
@@ -1074,7 +1074,7 @@
     <w:r>
       <w:tab/>
       <w:tab/>
-      <w:t>2026-09-29</w:t>
+      <w:t>2026-09-30</w:t>
       <w:br/>
       <w:br/>
     </w:r>

--- a/klagomål/A 27348-2026 FSC-klagomål.docx
+++ b/klagomål/A 27348-2026 FSC-klagomål.docx
@@ -1074,7 +1074,7 @@
     <w:r>
       <w:tab/>
       <w:tab/>
-      <w:t>2026-09-30</w:t>
+      <w:t>2026-10-01</w:t>
       <w:br/>
       <w:br/>
     </w:r>

--- a/klagomål/A 27348-2026 FSC-klagomål.docx
+++ b/klagomål/A 27348-2026 FSC-klagomål.docx
@@ -1074,7 +1074,7 @@
     <w:r>
       <w:tab/>
       <w:tab/>
-      <w:t>2026-10-01</w:t>
+      <w:t>2026-10-02</w:t>
       <w:br/>
       <w:br/>
     </w:r>

--- a/klagomål/A 27348-2026 FSC-klagomål.docx
+++ b/klagomål/A 27348-2026 FSC-klagomål.docx
@@ -1074,7 +1074,7 @@
     <w:r>
       <w:tab/>
       <w:tab/>
-      <w:t>2026-10-02</w:t>
+      <w:t>2026-10-03</w:t>
       <w:br/>
       <w:br/>
     </w:r>

--- a/klagomål/A 27348-2026 FSC-klagomål.docx
+++ b/klagomål/A 27348-2026 FSC-klagomål.docx
@@ -1074,7 +1074,7 @@
     <w:r>
       <w:tab/>
       <w:tab/>
-      <w:t>2026-10-03</w:t>
+      <w:t>2026-10-04</w:t>
       <w:br/>
       <w:br/>
     </w:r>

--- a/klagomål/A 27348-2026 FSC-klagomål.docx
+++ b/klagomål/A 27348-2026 FSC-klagomål.docx
@@ -1074,7 +1074,7 @@
     <w:r>
       <w:tab/>
       <w:tab/>
-      <w:t>2026-10-04</w:t>
+      <w:t>2026-10-05</w:t>
       <w:br/>
       <w:br/>
     </w:r>

--- a/klagomål/A 27348-2026 FSC-klagomål.docx
+++ b/klagomål/A 27348-2026 FSC-klagomål.docx
@@ -1074,7 +1074,7 @@
     <w:r>
       <w:tab/>
       <w:tab/>
-      <w:t>2026-10-05</w:t>
+      <w:t>2026-10-06</w:t>
       <w:br/>
       <w:br/>
     </w:r>

--- a/klagomål/A 27348-2026 FSC-klagomål.docx
+++ b/klagomål/A 27348-2026 FSC-klagomål.docx
@@ -1074,7 +1074,7 @@
     <w:r>
       <w:tab/>
       <w:tab/>
-      <w:t>2026-10-06</w:t>
+      <w:t>2026-10-07</w:t>
       <w:br/>
       <w:br/>
     </w:r>

--- a/klagomål/A 27348-2026 FSC-klagomål.docx
+++ b/klagomål/A 27348-2026 FSC-klagomål.docx
@@ -1074,7 +1074,7 @@
     <w:r>
       <w:tab/>
       <w:tab/>
-      <w:t>2026-10-07</w:t>
+      <w:t>2026-10-08</w:t>
       <w:br/>
       <w:br/>
     </w:r>

--- a/klagomål/A 27348-2026 FSC-klagomål.docx
+++ b/klagomål/A 27348-2026 FSC-klagomål.docx
@@ -1074,7 +1074,7 @@
     <w:r>
       <w:tab/>
       <w:tab/>
-      <w:t>2026-10-08</w:t>
+      <w:t>2026-10-09</w:t>
       <w:br/>
       <w:br/>
     </w:r>

--- a/klagomål/A 27348-2026 FSC-klagomål.docx
+++ b/klagomål/A 27348-2026 FSC-klagomål.docx
@@ -1074,7 +1074,7 @@
     <w:r>
       <w:tab/>
       <w:tab/>
-      <w:t>2026-10-09</w:t>
+      <w:t>2026-10-10</w:t>
       <w:br/>
       <w:br/>
     </w:r>

--- a/klagomål/A 27348-2026 FSC-klagomål.docx
+++ b/klagomål/A 27348-2026 FSC-klagomål.docx
@@ -1074,7 +1074,7 @@
     <w:r>
       <w:tab/>
       <w:tab/>
-      <w:t>2026-10-10</w:t>
+      <w:t>2026-10-11</w:t>
       <w:br/>
       <w:br/>
     </w:r>

--- a/klagomål/A 27348-2026 FSC-klagomål.docx
+++ b/klagomål/A 27348-2026 FSC-klagomål.docx
@@ -1074,7 +1074,7 @@
     <w:r>
       <w:tab/>
       <w:tab/>
-      <w:t>2026-10-11</w:t>
+      <w:t>2026-10-12</w:t>
       <w:br/>
       <w:br/>
     </w:r>

--- a/klagomål/A 27348-2026 FSC-klagomål.docx
+++ b/klagomål/A 27348-2026 FSC-klagomål.docx
@@ -1074,7 +1074,7 @@
     <w:r>
       <w:tab/>
       <w:tab/>
-      <w:t>2026-10-12</w:t>
+      <w:t>2026-10-13</w:t>
       <w:br/>
       <w:br/>
     </w:r>

--- a/klagomål/A 27348-2026 FSC-klagomål.docx
+++ b/klagomål/A 27348-2026 FSC-klagomål.docx
@@ -1074,7 +1074,7 @@
     <w:r>
       <w:tab/>
       <w:tab/>
-      <w:t>2026-10-13</w:t>
+      <w:t>2026-10-14</w:t>
       <w:br/>
       <w:br/>
     </w:r>

--- a/klagomål/A 27348-2026 FSC-klagomål.docx
+++ b/klagomål/A 27348-2026 FSC-klagomål.docx
@@ -1074,7 +1074,7 @@
     <w:r>
       <w:tab/>
       <w:tab/>
-      <w:t>2026-10-14</w:t>
+      <w:t>2026-10-15</w:t>
       <w:br/>
       <w:br/>
     </w:r>

--- a/klagomål/A 27348-2026 FSC-klagomål.docx
+++ b/klagomål/A 27348-2026 FSC-klagomål.docx
@@ -1074,7 +1074,7 @@
     <w:r>
       <w:tab/>
       <w:tab/>
-      <w:t>2026-10-15</w:t>
+      <w:t>2026-10-16</w:t>
       <w:br/>
       <w:br/>
     </w:r>

--- a/klagomål/A 27348-2026 FSC-klagomål.docx
+++ b/klagomål/A 27348-2026 FSC-klagomål.docx
@@ -1074,7 +1074,7 @@
     <w:r>
       <w:tab/>
       <w:tab/>
-      <w:t>2026-10-16</w:t>
+      <w:t>2026-10-17</w:t>
       <w:br/>
       <w:br/>
     </w:r>

--- a/klagomål/A 27348-2026 FSC-klagomål.docx
+++ b/klagomål/A 27348-2026 FSC-klagomål.docx
@@ -1074,7 +1074,7 @@
     <w:r>
       <w:tab/>
       <w:tab/>
-      <w:t>2026-10-17</w:t>
+      <w:t>2026-10-18</w:t>
       <w:br/>
       <w:br/>
     </w:r>

--- a/klagomål/A 27348-2026 FSC-klagomål.docx
+++ b/klagomål/A 27348-2026 FSC-klagomål.docx
@@ -1074,7 +1074,7 @@
     <w:r>
       <w:tab/>
       <w:tab/>
-      <w:t>2026-10-18</w:t>
+      <w:t>2026-10-19</w:t>
       <w:br/>
       <w:br/>
     </w:r>

--- a/klagomål/A 27348-2026 FSC-klagomål.docx
+++ b/klagomål/A 27348-2026 FSC-klagomål.docx
@@ -1074,7 +1074,7 @@
     <w:r>
       <w:tab/>
       <w:tab/>
-      <w:t>2026-10-19</w:t>
+      <w:t>2026-10-20</w:t>
       <w:br/>
       <w:br/>
     </w:r>

--- a/klagomål/A 27348-2026 FSC-klagomål.docx
+++ b/klagomål/A 27348-2026 FSC-klagomål.docx
@@ -1074,7 +1074,7 @@
     <w:r>
       <w:tab/>
       <w:tab/>
-      <w:t>2026-10-20</w:t>
+      <w:t>2026-10-21</w:t>
       <w:br/>
       <w:br/>
     </w:r>

--- a/klagomål/A 27348-2026 FSC-klagomål.docx
+++ b/klagomål/A 27348-2026 FSC-klagomål.docx
@@ -1074,7 +1074,7 @@
     <w:r>
       <w:tab/>
       <w:tab/>
-      <w:t>2026-10-21</w:t>
+      <w:t>2026-10-22</w:t>
       <w:br/>
       <w:br/>
     </w:r>

--- a/klagomål/A 27348-2026 FSC-klagomål.docx
+++ b/klagomål/A 27348-2026 FSC-klagomål.docx
@@ -1074,7 +1074,7 @@
     <w:r>
       <w:tab/>
       <w:tab/>
-      <w:t>2026-10-22</w:t>
+      <w:t>2026-10-23</w:t>
       <w:br/>
       <w:br/>
     </w:r>

--- a/klagomål/A 27348-2026 FSC-klagomål.docx
+++ b/klagomål/A 27348-2026 FSC-klagomål.docx
@@ -1074,7 +1074,7 @@
     <w:r>
       <w:tab/>
       <w:tab/>
-      <w:t>2026-10-23</w:t>
+      <w:t>2026-10-24</w:t>
       <w:br/>
       <w:br/>
     </w:r>

--- a/klagomål/A 27348-2026 FSC-klagomål.docx
+++ b/klagomål/A 27348-2026 FSC-klagomål.docx
@@ -1074,7 +1074,7 @@
     <w:r>
       <w:tab/>
       <w:tab/>
-      <w:t>2026-10-24</w:t>
+      <w:t>2026-10-25</w:t>
       <w:br/>
       <w:br/>
     </w:r>

--- a/klagomål/A 27348-2026 FSC-klagomål.docx
+++ b/klagomål/A 27348-2026 FSC-klagomål.docx
@@ -1074,7 +1074,7 @@
     <w:r>
       <w:tab/>
       <w:tab/>
-      <w:t>2026-10-25</w:t>
+      <w:t>2026-10-26</w:t>
       <w:br/>
       <w:br/>
     </w:r>

--- a/klagomål/A 27348-2026 FSC-klagomål.docx
+++ b/klagomål/A 27348-2026 FSC-klagomål.docx
@@ -1074,7 +1074,7 @@
     <w:r>
       <w:tab/>
       <w:tab/>
-      <w:t>2026-10-26</w:t>
+      <w:t>2026-10-27</w:t>
       <w:br/>
       <w:br/>
     </w:r>

--- a/klagomål/A 27348-2026 FSC-klagomål.docx
+++ b/klagomål/A 27348-2026 FSC-klagomål.docx
@@ -1074,7 +1074,7 @@
     <w:r>
       <w:tab/>
       <w:tab/>
-      <w:t>2026-10-27</w:t>
+      <w:t>2026-10-28</w:t>
       <w:br/>
       <w:br/>
     </w:r>

--- a/klagomål/A 27348-2026 FSC-klagomål.docx
+++ b/klagomål/A 27348-2026 FSC-klagomål.docx
@@ -1074,7 +1074,7 @@
     <w:r>
       <w:tab/>
       <w:tab/>
-      <w:t>2026-10-28</w:t>
+      <w:t>2026-10-29</w:t>
       <w:br/>
       <w:br/>
     </w:r>

--- a/klagomål/A 27348-2026 FSC-klagomål.docx
+++ b/klagomål/A 27348-2026 FSC-klagomål.docx
@@ -1074,7 +1074,7 @@
     <w:r>
       <w:tab/>
       <w:tab/>
-      <w:t>2026-10-29</w:t>
+      <w:t>2026-10-31</w:t>
       <w:br/>
       <w:br/>
     </w:r>
